--- a/Sprob/Notes/3-Representation of Data.docx
+++ b/Sprob/Notes/3-Representation of Data.docx
@@ -23,12 +23,9 @@
           <w:sz w:val="36"/>
           <w:szCs w:val="36"/>
         </w:rPr>
-        <w:t>Chapter 3 (Bluman)</w:t>
-      </w:r>
-    </w:p>
-    <w:p>
-      <w:pPr>
-        <w:jc w:val="center"/>
+        <w:t xml:space="preserve">Chapter </w:t>
+      </w:r>
+      <w:r>
         <w:rPr>
           <w:rFonts w:ascii="Times New Roman" w:hAnsi="Times New Roman" w:cs="Times New Roman"/>
           <w:b/>
@@ -37,7 +34,8 @@
           <w:sz w:val="36"/>
           <w:szCs w:val="36"/>
         </w:rPr>
-      </w:pPr>
+        <w:t>2</w:t>
+      </w:r>
       <w:r>
         <w:rPr>
           <w:rFonts w:ascii="Times New Roman" w:hAnsi="Times New Roman" w:cs="Times New Roman"/>
@@ -47,7 +45,31 @@
           <w:sz w:val="36"/>
           <w:szCs w:val="36"/>
         </w:rPr>
-        <w:t>Representation of Data</w:t>
+        <w:t xml:space="preserve"> (Bluman)</w:t>
+      </w:r>
+    </w:p>
+    <w:p>
+      <w:pPr>
+        <w:jc w:val="center"/>
+        <w:rPr>
+          <w:rFonts w:ascii="Times New Roman" w:hAnsi="Times New Roman" w:cs="Times New Roman"/>
+          <w:b/>
+          <w:bCs/>
+          <w:color w:val="215E99" w:themeColor="text2" w:themeTint="BF"/>
+          <w:sz w:val="36"/>
+          <w:szCs w:val="36"/>
+        </w:rPr>
+      </w:pPr>
+      <w:r>
+        <w:rPr>
+          <w:rFonts w:ascii="Times New Roman" w:hAnsi="Times New Roman" w:cs="Times New Roman"/>
+          <w:b/>
+          <w:bCs/>
+          <w:color w:val="215E99" w:themeColor="text2" w:themeTint="BF"/>
+          <w:sz w:val="36"/>
+          <w:szCs w:val="36"/>
+        </w:rPr>
+        <w:t>Frequency Distributions and Graphs</w:t>
       </w:r>
     </w:p>
     <w:p>
@@ -751,7 +773,7 @@
         </w:rPr>
         <w:lastRenderedPageBreak/>
         <w:drawing>
-          <wp:inline distT="0" distB="0" distL="0" distR="0" wp14:anchorId="6B7247BA" wp14:editId="41C327C5">
+          <wp:inline distT="0" distB="0" distL="0" distR="0" wp14:anchorId="6B7247BA" wp14:editId="60521274">
             <wp:extent cx="5943600" cy="3209925"/>
             <wp:effectExtent l="0" t="0" r="0" b="9525"/>
             <wp:docPr id="2080218531" name="Picture 2"/>
@@ -863,7 +885,7 @@
         </w:rPr>
         <w:lastRenderedPageBreak/>
         <w:drawing>
-          <wp:inline distT="0" distB="0" distL="0" distR="0" wp14:anchorId="165575CB" wp14:editId="26BD2863">
+          <wp:inline distT="0" distB="0" distL="0" distR="0" wp14:anchorId="165575CB" wp14:editId="28E7D138">
             <wp:extent cx="5384800" cy="3962085"/>
             <wp:effectExtent l="0" t="0" r="6350" b="635"/>
             <wp:docPr id="1103599433" name="Picture 5"/>
@@ -918,7 +940,7 @@
           <w:noProof/>
         </w:rPr>
         <w:drawing>
-          <wp:inline distT="0" distB="0" distL="0" distR="0" wp14:anchorId="4E040329" wp14:editId="646235F7">
+          <wp:inline distT="0" distB="0" distL="0" distR="0" wp14:anchorId="4E040329" wp14:editId="4E297E87">
             <wp:extent cx="5556250" cy="3740971"/>
             <wp:effectExtent l="0" t="0" r="6350" b="0"/>
             <wp:docPr id="1768535243" name="Picture 6"/>
@@ -1588,7 +1610,6 @@
   <w:style w:type="character" w:default="1" w:styleId="DefaultParagraphFont">
     <w:name w:val="Default Paragraph Font"/>
     <w:uiPriority w:val="1"/>
-    <w:semiHidden/>
     <w:unhideWhenUsed/>
   </w:style>
   <w:style w:type="table" w:default="1" w:styleId="TableNormal">

--- a/Sprob/Notes/3-Representation of Data.docx
+++ b/Sprob/Notes/3-Representation of Data.docx
@@ -92,6 +92,207 @@
           <w:sz w:val="32"/>
           <w:szCs w:val="32"/>
         </w:rPr>
+        <w:t>Data Representation</w:t>
+      </w:r>
+    </w:p>
+    <w:p>
+      <w:pPr>
+        <w:rPr>
+          <w:rFonts w:ascii="Times New Roman" w:hAnsi="Times New Roman" w:cs="Times New Roman"/>
+          <w:color w:val="0D0D0D" w:themeColor="text1" w:themeTint="F2"/>
+          <w:sz w:val="32"/>
+          <w:szCs w:val="32"/>
+        </w:rPr>
+      </w:pPr>
+      <w:r>
+        <w:rPr>
+          <w:rFonts w:ascii="Times New Roman" w:hAnsi="Times New Roman" w:cs="Times New Roman"/>
+          <w:color w:val="0D0D0D" w:themeColor="text1" w:themeTint="F2"/>
+          <w:sz w:val="32"/>
+          <w:szCs w:val="32"/>
+        </w:rPr>
+        <w:t>Data presentation is the method of organizing, summarizing, and showing information using tools such as tables, charts, diagrams, histograms, and graphs.</w:t>
+      </w:r>
+    </w:p>
+    <w:p>
+      <w:pPr>
+        <w:rPr>
+          <w:rFonts w:ascii="Times New Roman" w:hAnsi="Times New Roman" w:cs="Times New Roman"/>
+          <w:b/>
+          <w:bCs/>
+          <w:color w:val="0D0D0D" w:themeColor="text1" w:themeTint="F2"/>
+          <w:sz w:val="32"/>
+          <w:szCs w:val="32"/>
+        </w:rPr>
+      </w:pPr>
+      <w:r>
+        <w:rPr>
+          <w:rFonts w:ascii="Times New Roman" w:hAnsi="Times New Roman" w:cs="Times New Roman"/>
+          <w:b/>
+          <w:bCs/>
+          <w:color w:val="0D0D0D" w:themeColor="text1" w:themeTint="F2"/>
+          <w:sz w:val="32"/>
+          <w:szCs w:val="32"/>
+        </w:rPr>
+        <w:t>Objectives of Data Presentation</w:t>
+      </w:r>
+    </w:p>
+    <w:p>
+      <w:pPr>
+        <w:numPr>
+          <w:ilvl w:val="0"/>
+          <w:numId w:val="1"/>
+        </w:numPr>
+        <w:rPr>
+          <w:rFonts w:ascii="Times New Roman" w:hAnsi="Times New Roman" w:cs="Times New Roman"/>
+          <w:color w:val="0D0D0D" w:themeColor="text1" w:themeTint="F2"/>
+          <w:sz w:val="32"/>
+          <w:szCs w:val="32"/>
+        </w:rPr>
+      </w:pPr>
+      <w:r>
+        <w:rPr>
+          <w:rFonts w:ascii="Times New Roman" w:hAnsi="Times New Roman" w:cs="Times New Roman"/>
+          <w:b/>
+          <w:bCs/>
+          <w:color w:val="0D0D0D" w:themeColor="text1" w:themeTint="F2"/>
+          <w:sz w:val="32"/>
+          <w:szCs w:val="32"/>
+        </w:rPr>
+        <w:t>Simplify raw data:</w:t>
+      </w:r>
+      <w:r>
+        <w:rPr>
+          <w:rFonts w:ascii="Times New Roman" w:hAnsi="Times New Roman" w:cs="Times New Roman"/>
+          <w:color w:val="0D0D0D" w:themeColor="text1" w:themeTint="F2"/>
+          <w:sz w:val="32"/>
+          <w:szCs w:val="32"/>
+        </w:rPr>
+        <w:t xml:space="preserve"> Makes large amounts of raw data easier to understand and analyze. </w:t>
+      </w:r>
+    </w:p>
+    <w:p>
+      <w:pPr>
+        <w:numPr>
+          <w:ilvl w:val="0"/>
+          <w:numId w:val="1"/>
+        </w:numPr>
+        <w:rPr>
+          <w:rFonts w:ascii="Times New Roman" w:hAnsi="Times New Roman" w:cs="Times New Roman"/>
+          <w:color w:val="0D0D0D" w:themeColor="text1" w:themeTint="F2"/>
+          <w:sz w:val="32"/>
+          <w:szCs w:val="32"/>
+        </w:rPr>
+      </w:pPr>
+      <w:r>
+        <w:rPr>
+          <w:rFonts w:ascii="Times New Roman" w:hAnsi="Times New Roman" w:cs="Times New Roman"/>
+          <w:b/>
+          <w:bCs/>
+          <w:color w:val="0D0D0D" w:themeColor="text1" w:themeTint="F2"/>
+          <w:sz w:val="32"/>
+          <w:szCs w:val="32"/>
+        </w:rPr>
+        <w:t>Remove complexity:</w:t>
+      </w:r>
+      <w:r>
+        <w:rPr>
+          <w:rFonts w:ascii="Times New Roman" w:hAnsi="Times New Roman" w:cs="Times New Roman"/>
+          <w:color w:val="0D0D0D" w:themeColor="text1" w:themeTint="F2"/>
+          <w:sz w:val="32"/>
+          <w:szCs w:val="32"/>
+        </w:rPr>
+        <w:t xml:space="preserve"> Removes unnecessary details and highlights the important features of the data. </w:t>
+      </w:r>
+    </w:p>
+    <w:p>
+      <w:pPr>
+        <w:numPr>
+          <w:ilvl w:val="0"/>
+          <w:numId w:val="1"/>
+        </w:numPr>
+        <w:rPr>
+          <w:rFonts w:ascii="Times New Roman" w:hAnsi="Times New Roman" w:cs="Times New Roman"/>
+          <w:color w:val="0D0D0D" w:themeColor="text1" w:themeTint="F2"/>
+          <w:sz w:val="32"/>
+          <w:szCs w:val="32"/>
+        </w:rPr>
+      </w:pPr>
+      <w:r>
+        <w:rPr>
+          <w:rFonts w:ascii="Times New Roman" w:hAnsi="Times New Roman" w:cs="Times New Roman"/>
+          <w:b/>
+          <w:bCs/>
+          <w:color w:val="0D0D0D" w:themeColor="text1" w:themeTint="F2"/>
+          <w:sz w:val="32"/>
+          <w:szCs w:val="32"/>
+        </w:rPr>
+        <w:t>Make comparison easier:</w:t>
+      </w:r>
+      <w:r>
+        <w:rPr>
+          <w:rFonts w:ascii="Times New Roman" w:hAnsi="Times New Roman" w:cs="Times New Roman"/>
+          <w:color w:val="0D0D0D" w:themeColor="text1" w:themeTint="F2"/>
+          <w:sz w:val="32"/>
+          <w:szCs w:val="32"/>
+        </w:rPr>
+        <w:t xml:space="preserve"> Helps us compare different sets or groups of data and draw conclusions. </w:t>
+      </w:r>
+    </w:p>
+    <w:p>
+      <w:pPr>
+        <w:numPr>
+          <w:ilvl w:val="0"/>
+          <w:numId w:val="1"/>
+        </w:numPr>
+        <w:rPr>
+          <w:rFonts w:ascii="Times New Roman" w:hAnsi="Times New Roman" w:cs="Times New Roman"/>
+          <w:color w:val="0D0D0D" w:themeColor="text1" w:themeTint="F2"/>
+          <w:sz w:val="32"/>
+          <w:szCs w:val="32"/>
+        </w:rPr>
+      </w:pPr>
+      <w:r>
+        <w:rPr>
+          <w:rFonts w:ascii="Times New Roman" w:hAnsi="Times New Roman" w:cs="Times New Roman"/>
+          <w:b/>
+          <w:bCs/>
+          <w:color w:val="0D0D0D" w:themeColor="text1" w:themeTint="F2"/>
+          <w:sz w:val="32"/>
+          <w:szCs w:val="32"/>
+        </w:rPr>
+        <w:t>Help in statistical analysis:</w:t>
+      </w:r>
+      <w:r>
+        <w:rPr>
+          <w:rFonts w:ascii="Times New Roman" w:hAnsi="Times New Roman" w:cs="Times New Roman"/>
+          <w:color w:val="0D0D0D" w:themeColor="text1" w:themeTint="F2"/>
+          <w:sz w:val="32"/>
+          <w:szCs w:val="32"/>
+        </w:rPr>
+        <w:t xml:space="preserve"> Divides data into similar groups so we can easily identify similarities and differences.</w:t>
+      </w:r>
+    </w:p>
+    <w:p>
+      <w:pPr>
+        <w:rPr>
+          <w:rFonts w:ascii="Times New Roman" w:hAnsi="Times New Roman" w:cs="Times New Roman"/>
+          <w:b/>
+          <w:bCs/>
+          <w:color w:val="215E99" w:themeColor="text2" w:themeTint="BF"/>
+          <w:sz w:val="32"/>
+          <w:szCs w:val="32"/>
+        </w:rPr>
+      </w:pPr>
+      <w:r>
+        <w:rPr>
+          <w:rFonts w:ascii="Times New Roman" w:hAnsi="Times New Roman" w:cs="Times New Roman"/>
+          <w:b/>
+          <w:bCs/>
+          <w:color w:val="215E99" w:themeColor="text2" w:themeTint="BF"/>
+          <w:sz w:val="32"/>
+          <w:szCs w:val="32"/>
+        </w:rPr>
         <w:t>Frequency Distribution</w:t>
       </w:r>
     </w:p>
@@ -116,6 +317,9 @@
       <w:pPr>
         <w:rPr>
           <w:rFonts w:ascii="Times New Roman" w:hAnsi="Times New Roman" w:cs="Times New Roman"/>
+          <w:b/>
+          <w:bCs/>
+          <w:color w:val="215E99" w:themeColor="text2" w:themeTint="BF"/>
           <w:sz w:val="32"/>
           <w:szCs w:val="32"/>
         </w:rPr>
@@ -128,7 +332,7 @@
           <w:szCs w:val="32"/>
         </w:rPr>
         <w:drawing>
-          <wp:inline distT="0" distB="0" distL="0" distR="0" wp14:anchorId="5687375C" wp14:editId="1C63B125">
+          <wp:inline distT="0" distB="0" distL="0" distR="0" wp14:anchorId="59FCADE9" wp14:editId="4DA8A6B3">
             <wp:extent cx="4521432" cy="1473276"/>
             <wp:effectExtent l="0" t="0" r="0" b="0"/>
             <wp:docPr id="1032556985" name="Picture 1"/>
@@ -143,7 +347,7 @@
                     <pic:cNvPicPr/>
                   </pic:nvPicPr>
                   <pic:blipFill>
-                    <a:blip r:embed="rId4"/>
+                    <a:blip r:embed="rId6"/>
                     <a:stretch>
                       <a:fillRect/>
                     </a:stretch>
@@ -168,22 +372,110 @@
       <w:pPr>
         <w:rPr>
           <w:rFonts w:ascii="Times New Roman" w:hAnsi="Times New Roman" w:cs="Times New Roman"/>
-          <w:sz w:val="32"/>
-          <w:szCs w:val="32"/>
-        </w:rPr>
-      </w:pPr>
-      <w:r>
-        <w:rPr>
-          <w:rFonts w:ascii="Times New Roman" w:hAnsi="Times New Roman" w:cs="Times New Roman"/>
-          <w:noProof/>
+          <w:b/>
+          <w:bCs/>
+          <w:color w:val="215E99" w:themeColor="text2" w:themeTint="BF"/>
+          <w:sz w:val="32"/>
+          <w:szCs w:val="32"/>
+        </w:rPr>
+      </w:pPr>
+    </w:p>
+    <w:p>
+      <w:pPr>
+        <w:rPr>
+          <w:rFonts w:ascii="Times New Roman" w:hAnsi="Times New Roman" w:cs="Times New Roman"/>
+          <w:b/>
+          <w:bCs/>
+          <w:color w:val="215E99" w:themeColor="text2" w:themeTint="BF"/>
+          <w:sz w:val="32"/>
+          <w:szCs w:val="32"/>
+        </w:rPr>
+      </w:pPr>
+    </w:p>
+    <w:p>
+      <w:pPr>
+        <w:rPr>
+          <w:rFonts w:ascii="Times New Roman" w:hAnsi="Times New Roman" w:cs="Times New Roman"/>
+          <w:b/>
+          <w:bCs/>
+          <w:color w:val="215E99" w:themeColor="text2" w:themeTint="BF"/>
+          <w:sz w:val="32"/>
+          <w:szCs w:val="32"/>
+        </w:rPr>
+      </w:pPr>
+    </w:p>
+    <w:p>
+      <w:pPr>
+        <w:rPr>
+          <w:rFonts w:ascii="Times New Roman" w:hAnsi="Times New Roman" w:cs="Times New Roman"/>
+          <w:b/>
+          <w:bCs/>
+          <w:color w:val="215E99" w:themeColor="text2" w:themeTint="BF"/>
+          <w:sz w:val="32"/>
+          <w:szCs w:val="32"/>
+        </w:rPr>
+      </w:pPr>
+    </w:p>
+    <w:p>
+      <w:pPr>
+        <w:rPr>
+          <w:rFonts w:ascii="Times New Roman" w:hAnsi="Times New Roman" w:cs="Times New Roman"/>
+          <w:b/>
+          <w:bCs/>
+          <w:color w:val="215E99" w:themeColor="text2" w:themeTint="BF"/>
+          <w:sz w:val="32"/>
+          <w:szCs w:val="32"/>
+        </w:rPr>
+      </w:pPr>
+    </w:p>
+    <w:p>
+      <w:pPr>
+        <w:rPr>
+          <w:rFonts w:ascii="Times New Roman" w:hAnsi="Times New Roman" w:cs="Times New Roman"/>
+          <w:b/>
+          <w:bCs/>
+          <w:color w:val="215E99" w:themeColor="text2" w:themeTint="BF"/>
+          <w:sz w:val="32"/>
+          <w:szCs w:val="32"/>
+        </w:rPr>
+      </w:pPr>
+      <w:r>
+        <w:rPr>
+          <w:rFonts w:ascii="Times New Roman" w:hAnsi="Times New Roman" w:cs="Times New Roman"/>
+          <w:b/>
+          <w:bCs/>
+          <w:color w:val="215E99" w:themeColor="text2" w:themeTint="BF"/>
+          <w:sz w:val="32"/>
+          <w:szCs w:val="32"/>
+        </w:rPr>
+        <w:t>Types of Frequency Distribution</w:t>
+      </w:r>
+    </w:p>
+    <w:p>
+      <w:pPr>
+        <w:rPr>
+          <w:rFonts w:ascii="Times New Roman" w:hAnsi="Times New Roman" w:cs="Times New Roman"/>
+          <w:b/>
+          <w:bCs/>
+          <w:color w:val="215E99" w:themeColor="text2" w:themeTint="BF"/>
+          <w:sz w:val="32"/>
+          <w:szCs w:val="32"/>
+        </w:rPr>
+      </w:pPr>
+      <w:r>
+        <w:rPr>
+          <w:rFonts w:ascii="Times New Roman" w:hAnsi="Times New Roman" w:cs="Times New Roman"/>
+          <w:b/>
+          <w:bCs/>
+          <w:color w:val="215E99" w:themeColor="text2" w:themeTint="BF"/>
           <w:sz w:val="32"/>
           <w:szCs w:val="32"/>
         </w:rPr>
         <w:drawing>
-          <wp:inline distT="0" distB="0" distL="0" distR="0" wp14:anchorId="378FA16C" wp14:editId="1C3082EE">
-            <wp:extent cx="4991357" cy="2019404"/>
-            <wp:effectExtent l="0" t="0" r="0" b="0"/>
-            <wp:docPr id="539980429" name="Picture 1"/>
+          <wp:inline distT="0" distB="0" distL="0" distR="0" wp14:anchorId="3A9FD49C" wp14:editId="27E5BE59">
+            <wp:extent cx="5334000" cy="2114224"/>
+            <wp:effectExtent l="0" t="0" r="0" b="635"/>
+            <wp:docPr id="1828904426" name="Picture 1"/>
             <wp:cNvGraphicFramePr>
               <a:graphicFrameLocks xmlns:a="http://schemas.openxmlformats.org/drawingml/2006/main" noChangeAspect="1"/>
             </wp:cNvGraphicFramePr>
@@ -191,11 +483,11 @@
               <a:graphicData uri="http://schemas.openxmlformats.org/drawingml/2006/picture">
                 <pic:pic xmlns:pic="http://schemas.openxmlformats.org/drawingml/2006/picture">
                   <pic:nvPicPr>
-                    <pic:cNvPr id="539980429" name=""/>
+                    <pic:cNvPr id="1828904426" name=""/>
                     <pic:cNvPicPr/>
                   </pic:nvPicPr>
                   <pic:blipFill>
-                    <a:blip r:embed="rId5"/>
+                    <a:blip r:embed="rId7"/>
                     <a:stretch>
                       <a:fillRect/>
                     </a:stretch>
@@ -203,7 +495,7 @@
                   <pic:spPr>
                     <a:xfrm>
                       <a:off x="0" y="0"/>
-                      <a:ext cx="4991357" cy="2019404"/>
+                      <a:ext cx="5345115" cy="2118630"/>
                     </a:xfrm>
                     <a:prstGeom prst="rect">
                       <a:avLst/>
@@ -222,131 +514,25 @@
           <w:rFonts w:ascii="Times New Roman" w:hAnsi="Times New Roman" w:cs="Times New Roman"/>
           <w:b/>
           <w:bCs/>
-          <w:sz w:val="32"/>
-          <w:szCs w:val="32"/>
-        </w:rPr>
-      </w:pPr>
-      <w:r>
-        <w:rPr>
-          <w:rFonts w:ascii="Times New Roman" w:hAnsi="Times New Roman" w:cs="Times New Roman"/>
-          <w:b/>
-          <w:bCs/>
-          <w:sz w:val="32"/>
-          <w:szCs w:val="32"/>
-        </w:rPr>
-        <w:t>Grouped Data</w:t>
-      </w:r>
-    </w:p>
-    <w:p>
-      <w:pPr>
-        <w:rPr>
-          <w:rFonts w:ascii="Times New Roman" w:hAnsi="Times New Roman" w:cs="Times New Roman"/>
-          <w:sz w:val="32"/>
-          <w:szCs w:val="32"/>
-        </w:rPr>
-      </w:pPr>
-      <w:r>
-        <w:rPr>
-          <w:rFonts w:ascii="Times New Roman" w:hAnsi="Times New Roman" w:cs="Times New Roman"/>
-          <w:b/>
-          <w:bCs/>
-          <w:sz w:val="32"/>
-          <w:szCs w:val="32"/>
-        </w:rPr>
-        <w:t>Grouped data</w:t>
-      </w:r>
-      <w:r>
-        <w:rPr>
-          <w:rFonts w:ascii="Times New Roman" w:hAnsi="Times New Roman" w:cs="Times New Roman"/>
-          <w:sz w:val="32"/>
-          <w:szCs w:val="32"/>
-        </w:rPr>
-        <w:t xml:space="preserve"> is data that is divided into </w:t>
-      </w:r>
-      <w:r>
-        <w:rPr>
-          <w:rFonts w:ascii="Times New Roman" w:hAnsi="Times New Roman" w:cs="Times New Roman"/>
-          <w:b/>
-          <w:bCs/>
-          <w:sz w:val="32"/>
-          <w:szCs w:val="32"/>
-        </w:rPr>
-        <w:t>groups or intervals (classes)</w:t>
-      </w:r>
-      <w:r>
-        <w:rPr>
-          <w:rFonts w:ascii="Times New Roman" w:hAnsi="Times New Roman" w:cs="Times New Roman"/>
-          <w:sz w:val="32"/>
-          <w:szCs w:val="32"/>
-        </w:rPr>
-        <w:t xml:space="preserve"> instead of showing every individual value.</w:t>
-      </w:r>
-    </w:p>
-    <w:p>
-      <w:pPr>
-        <w:rPr>
-          <w:rFonts w:ascii="Times New Roman" w:hAnsi="Times New Roman" w:cs="Times New Roman"/>
-          <w:sz w:val="32"/>
-          <w:szCs w:val="32"/>
-        </w:rPr>
-      </w:pPr>
-      <w:r>
-        <w:rPr>
-          <w:rFonts w:ascii="Times New Roman" w:hAnsi="Times New Roman" w:cs="Times New Roman"/>
-          <w:b/>
-          <w:bCs/>
-          <w:sz w:val="32"/>
-          <w:szCs w:val="32"/>
-        </w:rPr>
-        <w:t>Example:</w:t>
-      </w:r>
-      <w:r>
-        <w:rPr>
-          <w:rFonts w:ascii="Times New Roman" w:hAnsi="Times New Roman" w:cs="Times New Roman"/>
-          <w:sz w:val="32"/>
-          <w:szCs w:val="32"/>
-        </w:rPr>
-        <w:t xml:space="preserve"> Suppose students' ages are:</w:t>
-      </w:r>
-    </w:p>
-    <w:p>
-      <w:pPr>
-        <w:rPr>
-          <w:rFonts w:ascii="Times New Roman" w:hAnsi="Times New Roman" w:cs="Times New Roman"/>
-          <w:sz w:val="32"/>
-          <w:szCs w:val="32"/>
-        </w:rPr>
-      </w:pPr>
-      <w:r>
-        <w:rPr>
-          <w:rFonts w:ascii="Times New Roman" w:hAnsi="Times New Roman" w:cs="Times New Roman"/>
-          <w:sz w:val="32"/>
-          <w:szCs w:val="32"/>
-        </w:rPr>
-        <w:t>10, 11, 12, 13, 14, 15, 16, 17</w:t>
-      </w:r>
-    </w:p>
-    <w:p>
-      <w:pPr>
-        <w:rPr>
-          <w:rFonts w:ascii="Times New Roman" w:hAnsi="Times New Roman" w:cs="Times New Roman"/>
-          <w:sz w:val="32"/>
-          <w:szCs w:val="32"/>
-        </w:rPr>
-      </w:pPr>
-      <w:r>
-        <w:rPr>
-          <w:rFonts w:ascii="Times New Roman" w:hAnsi="Times New Roman" w:cs="Times New Roman"/>
-          <w:noProof/>
-          <w:sz w:val="32"/>
-          <w:szCs w:val="32"/>
-        </w:rPr>
-        <w:lastRenderedPageBreak/>
+          <w:color w:val="215E99" w:themeColor="text2" w:themeTint="BF"/>
+          <w:sz w:val="32"/>
+          <w:szCs w:val="32"/>
+        </w:rPr>
+      </w:pPr>
+      <w:r>
+        <w:rPr>
+          <w:rFonts w:ascii="Times New Roman" w:hAnsi="Times New Roman" w:cs="Times New Roman"/>
+          <w:b/>
+          <w:bCs/>
+          <w:color w:val="215E99" w:themeColor="text2" w:themeTint="BF"/>
+          <w:sz w:val="32"/>
+          <w:szCs w:val="32"/>
+        </w:rPr>
         <w:drawing>
-          <wp:inline distT="0" distB="0" distL="0" distR="0" wp14:anchorId="0C1B9E02" wp14:editId="1A897963">
-            <wp:extent cx="5943600" cy="2650490"/>
-            <wp:effectExtent l="0" t="0" r="0" b="0"/>
-            <wp:docPr id="1159272649" name="Picture 1"/>
+          <wp:inline distT="0" distB="0" distL="0" distR="0" wp14:anchorId="526B3DF7" wp14:editId="68D4CFC4">
+            <wp:extent cx="5491899" cy="2146300"/>
+            <wp:effectExtent l="0" t="0" r="0" b="6350"/>
+            <wp:docPr id="451674912" name="Picture 1"/>
             <wp:cNvGraphicFramePr>
               <a:graphicFrameLocks xmlns:a="http://schemas.openxmlformats.org/drawingml/2006/main" noChangeAspect="1"/>
             </wp:cNvGraphicFramePr>
@@ -354,11 +540,11 @@
               <a:graphicData uri="http://schemas.openxmlformats.org/drawingml/2006/picture">
                 <pic:pic xmlns:pic="http://schemas.openxmlformats.org/drawingml/2006/picture">
                   <pic:nvPicPr>
-                    <pic:cNvPr id="1159272649" name=""/>
+                    <pic:cNvPr id="451674912" name=""/>
                     <pic:cNvPicPr/>
                   </pic:nvPicPr>
                   <pic:blipFill>
-                    <a:blip r:embed="rId6"/>
+                    <a:blip r:embed="rId8"/>
                     <a:stretch>
                       <a:fillRect/>
                     </a:stretch>
@@ -366,7 +552,7 @@
                   <pic:spPr>
                     <a:xfrm>
                       <a:off x="0" y="0"/>
-                      <a:ext cx="5943600" cy="2650490"/>
+                      <a:ext cx="5494758" cy="2147417"/>
                     </a:xfrm>
                     <a:prstGeom prst="rect">
                       <a:avLst/>
@@ -385,42 +571,29 @@
           <w:rFonts w:ascii="Times New Roman" w:hAnsi="Times New Roman" w:cs="Times New Roman"/>
           <w:b/>
           <w:bCs/>
-          <w:color w:val="215E99" w:themeColor="text2" w:themeTint="BF"/>
-          <w:sz w:val="32"/>
-          <w:szCs w:val="32"/>
-        </w:rPr>
-      </w:pPr>
-      <w:r>
-        <w:rPr>
-          <w:rFonts w:ascii="Times New Roman" w:hAnsi="Times New Roman" w:cs="Times New Roman"/>
-          <w:b/>
-          <w:bCs/>
-          <w:color w:val="215E99" w:themeColor="text2" w:themeTint="BF"/>
-          <w:sz w:val="32"/>
-          <w:szCs w:val="32"/>
-        </w:rPr>
-        <w:t xml:space="preserve">Types of Frequency </w:t>
-      </w:r>
-    </w:p>
-    <w:p>
-      <w:pPr>
-        <w:rPr>
-          <w:rFonts w:ascii="Times New Roman" w:hAnsi="Times New Roman" w:cs="Times New Roman"/>
-          <w:b/>
-          <w:bCs/>
-          <w:sz w:val="32"/>
-          <w:szCs w:val="32"/>
-        </w:rPr>
-      </w:pPr>
-      <w:r>
-        <w:rPr>
-          <w:rFonts w:ascii="Times New Roman" w:hAnsi="Times New Roman" w:cs="Times New Roman"/>
-          <w:b/>
-          <w:bCs/>
-          <w:sz w:val="32"/>
-          <w:szCs w:val="32"/>
-        </w:rPr>
-        <w:t xml:space="preserve">1. </w:t>
+          <w:sz w:val="32"/>
+          <w:szCs w:val="32"/>
+        </w:rPr>
+      </w:pPr>
+      <w:r>
+        <w:rPr>
+          <w:rFonts w:ascii="Times New Roman" w:hAnsi="Times New Roman" w:cs="Times New Roman"/>
+          <w:b/>
+          <w:bCs/>
+          <w:sz w:val="32"/>
+          <w:szCs w:val="32"/>
+        </w:rPr>
+        <w:t>3</w:t>
+      </w:r>
+      <w:r>
+        <w:rPr>
+          <w:rFonts w:ascii="Times New Roman" w:hAnsi="Times New Roman" w:cs="Times New Roman"/>
+          <w:b/>
+          <w:bCs/>
+          <w:sz w:val="32"/>
+          <w:szCs w:val="32"/>
+        </w:rPr>
+        <w:t xml:space="preserve">. </w:t>
       </w:r>
       <w:r>
         <w:rPr>
@@ -475,10 +648,11 @@
           <w:sz w:val="32"/>
           <w:szCs w:val="32"/>
         </w:rPr>
+        <w:lastRenderedPageBreak/>
         <w:drawing>
-          <wp:inline distT="0" distB="0" distL="0" distR="0" wp14:anchorId="27028975" wp14:editId="276013B7">
-            <wp:extent cx="4857750" cy="2382277"/>
-            <wp:effectExtent l="0" t="0" r="0" b="0"/>
+          <wp:inline distT="0" distB="0" distL="0" distR="0" wp14:anchorId="27028975" wp14:editId="28BCAC6D">
+            <wp:extent cx="4356100" cy="2136263"/>
+            <wp:effectExtent l="0" t="0" r="6350" b="0"/>
             <wp:docPr id="1168110348" name="Picture 1"/>
             <wp:cNvGraphicFramePr>
               <a:graphicFrameLocks xmlns:a="http://schemas.openxmlformats.org/drawingml/2006/main" noChangeAspect="1"/>
@@ -491,7 +665,7 @@
                     <pic:cNvPicPr/>
                   </pic:nvPicPr>
                   <pic:blipFill>
-                    <a:blip r:embed="rId7"/>
+                    <a:blip r:embed="rId9"/>
                     <a:stretch>
                       <a:fillRect/>
                     </a:stretch>
@@ -499,7 +673,7 @@
                   <pic:spPr>
                     <a:xfrm>
                       <a:off x="0" y="0"/>
-                      <a:ext cx="4865751" cy="2386201"/>
+                      <a:ext cx="4371447" cy="2143789"/>
                     </a:xfrm>
                     <a:prstGeom prst="rect">
                       <a:avLst/>
@@ -533,7 +707,17 @@
           <w:sz w:val="32"/>
           <w:szCs w:val="32"/>
         </w:rPr>
-        <w:t xml:space="preserve">2. </w:t>
+        <w:t>4</w:t>
+      </w:r>
+      <w:r>
+        <w:rPr>
+          <w:rFonts w:ascii="Times New Roman" w:hAnsi="Times New Roman" w:cs="Times New Roman"/>
+          <w:b/>
+          <w:bCs/>
+          <w:sz w:val="32"/>
+          <w:szCs w:val="32"/>
+        </w:rPr>
+        <w:t xml:space="preserve">. </w:t>
       </w:r>
       <w:r>
         <w:rPr>
@@ -594,7 +778,6 @@
           <w:sz w:val="32"/>
           <w:szCs w:val="32"/>
         </w:rPr>
-        <w:lastRenderedPageBreak/>
         <w:drawing>
           <wp:inline distT="0" distB="0" distL="0" distR="0" wp14:anchorId="2BE10E87" wp14:editId="73F7099C">
             <wp:extent cx="5518903" cy="3251200"/>
@@ -611,7 +794,7 @@
                     <pic:cNvPicPr/>
                   </pic:nvPicPr>
                   <pic:blipFill>
-                    <a:blip r:embed="rId8"/>
+                    <a:blip r:embed="rId10"/>
                     <a:stretch>
                       <a:fillRect/>
                     </a:stretch>
@@ -631,6 +814,247 @@
           </wp:inline>
         </w:drawing>
       </w:r>
+    </w:p>
+    <w:p>
+      <w:pPr>
+        <w:tabs>
+          <w:tab w:val="left" w:pos="3380"/>
+        </w:tabs>
+        <w:rPr>
+          <w:rFonts w:ascii="Times New Roman" w:hAnsi="Times New Roman" w:cs="Times New Roman"/>
+          <w:b/>
+          <w:bCs/>
+          <w:sz w:val="32"/>
+          <w:szCs w:val="32"/>
+        </w:rPr>
+      </w:pPr>
+    </w:p>
+    <w:p>
+      <w:pPr>
+        <w:tabs>
+          <w:tab w:val="left" w:pos="3380"/>
+        </w:tabs>
+        <w:rPr>
+          <w:rFonts w:ascii="Times New Roman" w:hAnsi="Times New Roman" w:cs="Times New Roman"/>
+          <w:b/>
+          <w:bCs/>
+          <w:sz w:val="32"/>
+          <w:szCs w:val="32"/>
+        </w:rPr>
+      </w:pPr>
+      <w:r>
+        <w:rPr>
+          <w:rFonts w:ascii="Times New Roman" w:hAnsi="Times New Roman" w:cs="Times New Roman"/>
+          <w:b/>
+          <w:bCs/>
+          <w:sz w:val="32"/>
+          <w:szCs w:val="32"/>
+        </w:rPr>
+        <w:lastRenderedPageBreak/>
+        <w:drawing>
+          <wp:inline distT="0" distB="0" distL="0" distR="0" wp14:anchorId="0CFAEFB2" wp14:editId="623C6A6F">
+            <wp:extent cx="5943600" cy="4389120"/>
+            <wp:effectExtent l="0" t="0" r="0" b="0"/>
+            <wp:docPr id="1445881402" name="Picture 1"/>
+            <wp:cNvGraphicFramePr>
+              <a:graphicFrameLocks xmlns:a="http://schemas.openxmlformats.org/drawingml/2006/main" noChangeAspect="1"/>
+            </wp:cNvGraphicFramePr>
+            <a:graphic xmlns:a="http://schemas.openxmlformats.org/drawingml/2006/main">
+              <a:graphicData uri="http://schemas.openxmlformats.org/drawingml/2006/picture">
+                <pic:pic xmlns:pic="http://schemas.openxmlformats.org/drawingml/2006/picture">
+                  <pic:nvPicPr>
+                    <pic:cNvPr id="1445881402" name=""/>
+                    <pic:cNvPicPr/>
+                  </pic:nvPicPr>
+                  <pic:blipFill>
+                    <a:blip r:embed="rId11"/>
+                    <a:stretch>
+                      <a:fillRect/>
+                    </a:stretch>
+                  </pic:blipFill>
+                  <pic:spPr>
+                    <a:xfrm>
+                      <a:off x="0" y="0"/>
+                      <a:ext cx="5943600" cy="4389120"/>
+                    </a:xfrm>
+                    <a:prstGeom prst="rect">
+                      <a:avLst/>
+                    </a:prstGeom>
+                  </pic:spPr>
+                </pic:pic>
+              </a:graphicData>
+            </a:graphic>
+          </wp:inline>
+        </w:drawing>
+      </w:r>
+    </w:p>
+    <w:p>
+      <w:pPr>
+        <w:tabs>
+          <w:tab w:val="left" w:pos="3380"/>
+        </w:tabs>
+        <w:rPr>
+          <w:rFonts w:ascii="Times New Roman" w:hAnsi="Times New Roman" w:cs="Times New Roman"/>
+          <w:b/>
+          <w:bCs/>
+          <w:sz w:val="32"/>
+          <w:szCs w:val="32"/>
+        </w:rPr>
+      </w:pPr>
+    </w:p>
+    <w:p>
+      <w:pPr>
+        <w:tabs>
+          <w:tab w:val="left" w:pos="3380"/>
+        </w:tabs>
+        <w:rPr>
+          <w:rFonts w:ascii="Times New Roman" w:hAnsi="Times New Roman" w:cs="Times New Roman"/>
+          <w:b/>
+          <w:bCs/>
+          <w:sz w:val="32"/>
+          <w:szCs w:val="32"/>
+        </w:rPr>
+      </w:pPr>
+    </w:p>
+    <w:p>
+      <w:pPr>
+        <w:tabs>
+          <w:tab w:val="left" w:pos="3380"/>
+        </w:tabs>
+        <w:rPr>
+          <w:rFonts w:ascii="Times New Roman" w:hAnsi="Times New Roman" w:cs="Times New Roman"/>
+          <w:b/>
+          <w:bCs/>
+          <w:sz w:val="32"/>
+          <w:szCs w:val="32"/>
+        </w:rPr>
+      </w:pPr>
+    </w:p>
+    <w:p>
+      <w:pPr>
+        <w:tabs>
+          <w:tab w:val="left" w:pos="3380"/>
+        </w:tabs>
+        <w:rPr>
+          <w:rFonts w:ascii="Times New Roman" w:hAnsi="Times New Roman" w:cs="Times New Roman"/>
+          <w:b/>
+          <w:bCs/>
+          <w:sz w:val="32"/>
+          <w:szCs w:val="32"/>
+        </w:rPr>
+      </w:pPr>
+    </w:p>
+    <w:p>
+      <w:pPr>
+        <w:tabs>
+          <w:tab w:val="left" w:pos="3380"/>
+        </w:tabs>
+        <w:rPr>
+          <w:rFonts w:ascii="Times New Roman" w:hAnsi="Times New Roman" w:cs="Times New Roman"/>
+          <w:b/>
+          <w:bCs/>
+          <w:sz w:val="32"/>
+          <w:szCs w:val="32"/>
+        </w:rPr>
+      </w:pPr>
+    </w:p>
+    <w:p>
+      <w:pPr>
+        <w:tabs>
+          <w:tab w:val="left" w:pos="3380"/>
+        </w:tabs>
+        <w:rPr>
+          <w:rFonts w:ascii="Times New Roman" w:hAnsi="Times New Roman" w:cs="Times New Roman"/>
+          <w:b/>
+          <w:bCs/>
+          <w:sz w:val="32"/>
+          <w:szCs w:val="32"/>
+        </w:rPr>
+      </w:pPr>
+    </w:p>
+    <w:p>
+      <w:pPr>
+        <w:tabs>
+          <w:tab w:val="left" w:pos="3380"/>
+        </w:tabs>
+        <w:rPr>
+          <w:rFonts w:ascii="Times New Roman" w:hAnsi="Times New Roman" w:cs="Times New Roman"/>
+          <w:b/>
+          <w:bCs/>
+          <w:sz w:val="32"/>
+          <w:szCs w:val="32"/>
+        </w:rPr>
+      </w:pPr>
+    </w:p>
+    <w:p>
+      <w:pPr>
+        <w:tabs>
+          <w:tab w:val="left" w:pos="3380"/>
+        </w:tabs>
+        <w:rPr>
+          <w:rFonts w:ascii="Times New Roman" w:hAnsi="Times New Roman" w:cs="Times New Roman"/>
+          <w:b/>
+          <w:bCs/>
+          <w:sz w:val="32"/>
+          <w:szCs w:val="32"/>
+        </w:rPr>
+      </w:pPr>
+    </w:p>
+    <w:p>
+      <w:pPr>
+        <w:tabs>
+          <w:tab w:val="left" w:pos="3380"/>
+        </w:tabs>
+        <w:rPr>
+          <w:rFonts w:ascii="Times New Roman" w:hAnsi="Times New Roman" w:cs="Times New Roman"/>
+          <w:b/>
+          <w:bCs/>
+          <w:sz w:val="32"/>
+          <w:szCs w:val="32"/>
+        </w:rPr>
+      </w:pPr>
+    </w:p>
+    <w:p>
+      <w:pPr>
+        <w:tabs>
+          <w:tab w:val="left" w:pos="3380"/>
+        </w:tabs>
+        <w:rPr>
+          <w:rFonts w:ascii="Times New Roman" w:hAnsi="Times New Roman" w:cs="Times New Roman"/>
+          <w:b/>
+          <w:bCs/>
+          <w:sz w:val="32"/>
+          <w:szCs w:val="32"/>
+        </w:rPr>
+      </w:pPr>
+    </w:p>
+    <w:p>
+      <w:pPr>
+        <w:tabs>
+          <w:tab w:val="left" w:pos="3380"/>
+        </w:tabs>
+        <w:rPr>
+          <w:rFonts w:ascii="Times New Roman" w:hAnsi="Times New Roman" w:cs="Times New Roman"/>
+          <w:b/>
+          <w:bCs/>
+          <w:sz w:val="32"/>
+          <w:szCs w:val="32"/>
+        </w:rPr>
+      </w:pPr>
+    </w:p>
+    <w:p>
+      <w:pPr>
+        <w:tabs>
+          <w:tab w:val="left" w:pos="3380"/>
+        </w:tabs>
+        <w:rPr>
+          <w:rFonts w:ascii="Times New Roman" w:hAnsi="Times New Roman" w:cs="Times New Roman"/>
+          <w:b/>
+          <w:bCs/>
+          <w:sz w:val="32"/>
+          <w:szCs w:val="32"/>
+        </w:rPr>
+      </w:pPr>
     </w:p>
     <w:p>
       <w:pPr>
@@ -734,7 +1158,7 @@
                     </pic:cNvPicPr>
                   </pic:nvPicPr>
                   <pic:blipFill>
-                    <a:blip r:embed="rId9">
+                    <a:blip r:embed="rId12">
                       <a:extLst>
                         <a:ext uri="{28A0092B-C50C-407E-A947-70E740481C1C}">
                           <a14:useLocalDpi xmlns:a14="http://schemas.microsoft.com/office/drawing/2010/main" val="0"/>
@@ -773,7 +1197,7 @@
         </w:rPr>
         <w:lastRenderedPageBreak/>
         <w:drawing>
-          <wp:inline distT="0" distB="0" distL="0" distR="0" wp14:anchorId="6B7247BA" wp14:editId="60521274">
+          <wp:inline distT="0" distB="0" distL="0" distR="0" wp14:anchorId="6B7247BA" wp14:editId="0C670242">
             <wp:extent cx="5943600" cy="3209925"/>
             <wp:effectExtent l="0" t="0" r="0" b="9525"/>
             <wp:docPr id="2080218531" name="Picture 2"/>
@@ -790,7 +1214,7 @@
                     </pic:cNvPicPr>
                   </pic:nvPicPr>
                   <pic:blipFill>
-                    <a:blip r:embed="rId10" cstate="print">
+                    <a:blip r:embed="rId13" cstate="print">
                       <a:extLst>
                         <a:ext uri="{28A0092B-C50C-407E-A947-70E740481C1C}">
                           <a14:useLocalDpi xmlns:a14="http://schemas.microsoft.com/office/drawing/2010/main" val="0"/>
@@ -846,7 +1270,7 @@
                     </pic:cNvPicPr>
                   </pic:nvPicPr>
                   <pic:blipFill>
-                    <a:blip r:embed="rId11">
+                    <a:blip r:embed="rId14">
                       <a:extLst>
                         <a:ext uri="{28A0092B-C50C-407E-A947-70E740481C1C}">
                           <a14:useLocalDpi xmlns:a14="http://schemas.microsoft.com/office/drawing/2010/main" val="0"/>
@@ -885,7 +1309,7 @@
         </w:rPr>
         <w:lastRenderedPageBreak/>
         <w:drawing>
-          <wp:inline distT="0" distB="0" distL="0" distR="0" wp14:anchorId="165575CB" wp14:editId="28E7D138">
+          <wp:inline distT="0" distB="0" distL="0" distR="0" wp14:anchorId="165575CB" wp14:editId="1B7902A4">
             <wp:extent cx="5384800" cy="3962085"/>
             <wp:effectExtent l="0" t="0" r="6350" b="635"/>
             <wp:docPr id="1103599433" name="Picture 5"/>
@@ -902,7 +1326,7 @@
                     </pic:cNvPicPr>
                   </pic:nvPicPr>
                   <pic:blipFill>
-                    <a:blip r:embed="rId12" cstate="print">
+                    <a:blip r:embed="rId15" cstate="print">
                       <a:extLst>
                         <a:ext uri="{28A0092B-C50C-407E-A947-70E740481C1C}">
                           <a14:useLocalDpi xmlns:a14="http://schemas.microsoft.com/office/drawing/2010/main" val="0"/>
@@ -940,7 +1364,7 @@
           <w:noProof/>
         </w:rPr>
         <w:drawing>
-          <wp:inline distT="0" distB="0" distL="0" distR="0" wp14:anchorId="4E040329" wp14:editId="4E297E87">
+          <wp:inline distT="0" distB="0" distL="0" distR="0" wp14:anchorId="4E040329" wp14:editId="7181CBEC">
             <wp:extent cx="5556250" cy="3740971"/>
             <wp:effectExtent l="0" t="0" r="6350" b="0"/>
             <wp:docPr id="1768535243" name="Picture 6"/>
@@ -957,7 +1381,7 @@
                     </pic:cNvPicPr>
                   </pic:nvPicPr>
                   <pic:blipFill>
-                    <a:blip r:embed="rId13" cstate="print">
+                    <a:blip r:embed="rId16" cstate="print">
                       <a:extLst>
                         <a:ext uri="{28A0092B-C50C-407E-A947-70E740481C1C}">
                           <a14:useLocalDpi xmlns:a14="http://schemas.microsoft.com/office/drawing/2010/main" val="0"/>
@@ -990,6 +1414,8 @@
       </w:r>
     </w:p>
     <w:p/>
+    <w:p/>
+    <w:p/>
     <w:sectPr>
       <w:pgSz w:w="12240" w:h="15840"/>
       <w:pgMar w:top="1440" w:right="1440" w:bottom="1440" w:left="1440" w:header="720" w:footer="720" w:gutter="0"/>
@@ -1004,6 +1430,131 @@
     </w:sectPr>
   </w:body>
 </w:document>
+</file>
+
+<file path=word/numbering.xml><?xml version="1.0" encoding="utf-8"?>
+<w:numbering xmlns:wpc="http://schemas.microsoft.com/office/word/2010/wordprocessingCanvas" xmlns:cx="http://schemas.microsoft.com/office/drawing/2014/chartex" xmlns:cx1="http://schemas.microsoft.com/office/drawing/2015/9/8/chartex" xmlns:cx2="http://schemas.microsoft.com/office/drawing/2015/10/21/chartex" xmlns:cx3="http://schemas.microsoft.com/office/drawing/2016/5/9/chartex" xmlns:cx4="http://schemas.microsoft.com/office/drawing/2016/5/10/chartex" xmlns:cx5="http://schemas.microsoft.com/office/drawing/2016/5/11/chartex" xmlns:cx6="http://schemas.microsoft.com/office/drawing/2016/5/12/chartex" xmlns:cx7="http://schemas.microsoft.com/office/drawing/2016/5/13/chartex" xmlns:cx8="http://schemas.microsoft.com/office/drawing/2016/5/14/chartex" xmlns:mc="http://schemas.openxmlformats.org/markup-compatibility/2006" xmlns:aink="http://schemas.microsoft.com/office/drawing/2016/ink" xmlns:am3d="http://schemas.microsoft.com/office/drawing/2017/model3d" xmlns:o="urn:schemas-microsoft-com:office:office" xmlns:oel="http://schemas.microsoft.com/office/2019/extlst" xmlns:r="http://schemas.openxmlformats.org/officeDocument/2006/relationships" xmlns:m="http://schemas.openxmlformats.org/officeDocument/2006/math" xmlns:v="urn:schemas-microsoft-com:vml" xmlns:wp14="http://schemas.microsoft.com/office/word/2010/wordprocessingDrawing" xmlns:wp="http://schemas.openxmlformats.org/drawingml/2006/wordprocessingDrawing" xmlns:w10="urn:schemas-microsoft-com:office:word" xmlns:w="http://schemas.openxmlformats.org/wordprocessingml/2006/main" xmlns:w14="http://schemas.microsoft.com/office/word/2010/wordml" xmlns:w15="http://schemas.microsoft.com/office/word/2012/wordml" xmlns:w16cex="http://schemas.microsoft.com/office/word/2018/wordml/cex" xmlns:w16cid="http://schemas.microsoft.com/office/word/2016/wordml/cid" xmlns:w16="http://schemas.microsoft.com/office/word/2018/wordml" xmlns:w16du="http://schemas.microsoft.com/office/word/2023/wordml/word16du" xmlns:w16sdtdh="http://schemas.microsoft.com/office/word/2020/wordml/sdtdatahash" xmlns:w16sdtfl="http://schemas.microsoft.com/office/word/2024/wordml/sdtformatlock" xmlns:w16se="http://schemas.microsoft.com/office/word/2015/wordml/symex" xmlns:wpg="http://schemas.microsoft.com/office/word/2010/wordprocessingGroup" xmlns:wpi="http://schemas.microsoft.com/office/word/2010/wordprocessingInk" xmlns:wne="http://schemas.microsoft.com/office/word/2006/wordml" xmlns:wps="http://schemas.microsoft.com/office/word/2010/wordprocessingShape" mc:Ignorable="w14 w15 w16se w16cid w16 w16cex w16sdtdh w16sdtfl w16du wp14">
+  <w:abstractNum w:abstractNumId="0" w15:restartNumberingAfterBreak="0">
+    <w:nsid w:val="1E5A093B"/>
+    <w:multiLevelType w:val="multilevel"/>
+    <w:tmpl w:val="193A3C1C"/>
+    <w:lvl w:ilvl="0">
+      <w:start w:val="1"/>
+      <w:numFmt w:val="decimal"/>
+      <w:lvlText w:val="%1."/>
+      <w:lvlJc w:val="left"/>
+      <w:pPr>
+        <w:tabs>
+          <w:tab w:val="num" w:pos="720"/>
+        </w:tabs>
+        <w:ind w:left="720" w:hanging="360"/>
+      </w:pPr>
+      <w:rPr>
+        <w:b/>
+        <w:bCs/>
+      </w:rPr>
+    </w:lvl>
+    <w:lvl w:ilvl="1" w:tentative="1">
+      <w:start w:val="1"/>
+      <w:numFmt w:val="decimal"/>
+      <w:lvlText w:val="%2."/>
+      <w:lvlJc w:val="left"/>
+      <w:pPr>
+        <w:tabs>
+          <w:tab w:val="num" w:pos="1440"/>
+        </w:tabs>
+        <w:ind w:left="1440" w:hanging="360"/>
+      </w:pPr>
+    </w:lvl>
+    <w:lvl w:ilvl="2" w:tentative="1">
+      <w:start w:val="1"/>
+      <w:numFmt w:val="decimal"/>
+      <w:lvlText w:val="%3."/>
+      <w:lvlJc w:val="left"/>
+      <w:pPr>
+        <w:tabs>
+          <w:tab w:val="num" w:pos="2160"/>
+        </w:tabs>
+        <w:ind w:left="2160" w:hanging="360"/>
+      </w:pPr>
+    </w:lvl>
+    <w:lvl w:ilvl="3" w:tentative="1">
+      <w:start w:val="1"/>
+      <w:numFmt w:val="decimal"/>
+      <w:lvlText w:val="%4."/>
+      <w:lvlJc w:val="left"/>
+      <w:pPr>
+        <w:tabs>
+          <w:tab w:val="num" w:pos="2880"/>
+        </w:tabs>
+        <w:ind w:left="2880" w:hanging="360"/>
+      </w:pPr>
+    </w:lvl>
+    <w:lvl w:ilvl="4" w:tentative="1">
+      <w:start w:val="1"/>
+      <w:numFmt w:val="decimal"/>
+      <w:lvlText w:val="%5."/>
+      <w:lvlJc w:val="left"/>
+      <w:pPr>
+        <w:tabs>
+          <w:tab w:val="num" w:pos="3600"/>
+        </w:tabs>
+        <w:ind w:left="3600" w:hanging="360"/>
+      </w:pPr>
+    </w:lvl>
+    <w:lvl w:ilvl="5" w:tentative="1">
+      <w:start w:val="1"/>
+      <w:numFmt w:val="decimal"/>
+      <w:lvlText w:val="%6."/>
+      <w:lvlJc w:val="left"/>
+      <w:pPr>
+        <w:tabs>
+          <w:tab w:val="num" w:pos="4320"/>
+        </w:tabs>
+        <w:ind w:left="4320" w:hanging="360"/>
+      </w:pPr>
+    </w:lvl>
+    <w:lvl w:ilvl="6" w:tentative="1">
+      <w:start w:val="1"/>
+      <w:numFmt w:val="decimal"/>
+      <w:lvlText w:val="%7."/>
+      <w:lvlJc w:val="left"/>
+      <w:pPr>
+        <w:tabs>
+          <w:tab w:val="num" w:pos="5040"/>
+        </w:tabs>
+        <w:ind w:left="5040" w:hanging="360"/>
+      </w:pPr>
+    </w:lvl>
+    <w:lvl w:ilvl="7" w:tentative="1">
+      <w:start w:val="1"/>
+      <w:numFmt w:val="decimal"/>
+      <w:lvlText w:val="%8."/>
+      <w:lvlJc w:val="left"/>
+      <w:pPr>
+        <w:tabs>
+          <w:tab w:val="num" w:pos="5760"/>
+        </w:tabs>
+        <w:ind w:left="5760" w:hanging="360"/>
+      </w:pPr>
+    </w:lvl>
+    <w:lvl w:ilvl="8" w:tentative="1">
+      <w:start w:val="1"/>
+      <w:numFmt w:val="decimal"/>
+      <w:lvlText w:val="%9."/>
+      <w:lvlJc w:val="left"/>
+      <w:pPr>
+        <w:tabs>
+          <w:tab w:val="num" w:pos="6480"/>
+        </w:tabs>
+        <w:ind w:left="6480" w:hanging="360"/>
+      </w:pPr>
+    </w:lvl>
+  </w:abstractNum>
+  <w:num w:numId="1" w16cid:durableId="2135902140">
+    <w:abstractNumId w:val="0"/>
+  </w:num>
+</w:numbering>
 </file>
 
 <file path=word/styles.xml><?xml version="1.0" encoding="utf-8"?>
@@ -2239,4 +2790,16 @@
     </a:ext>
   </a:extLst>
 </a:theme>
+</file>
+
+<file path=customXml/item1.xml><?xml version="1.0" encoding="utf-8"?>
+<b:Sources xmlns:b="http://schemas.openxmlformats.org/officeDocument/2006/bibliography" xmlns="http://schemas.openxmlformats.org/officeDocument/2006/bibliography" SelectedStyle="\APASixthEditionOfficeOnline.xsl" StyleName="APA" Version="6"/>
+</file>
+
+<file path=customXml/itemProps1.xml><?xml version="1.0" encoding="utf-8"?>
+<ds:datastoreItem xmlns:ds="http://schemas.openxmlformats.org/officeDocument/2006/customXml" ds:itemID="{7F301F36-DE16-4C2F-8B76-426552CB6429}">
+  <ds:schemaRefs>
+    <ds:schemaRef ds:uri="http://schemas.openxmlformats.org/officeDocument/2006/bibliography"/>
+  </ds:schemaRefs>
+</ds:datastoreItem>
 </file>
--- a/Sprob/Notes/3-Representation of Data.docx
+++ b/Sprob/Notes/3-Representation of Data.docx
@@ -467,6 +467,7 @@
           <w:rFonts w:ascii="Times New Roman" w:hAnsi="Times New Roman" w:cs="Times New Roman"/>
           <w:b/>
           <w:bCs/>
+          <w:noProof/>
           <w:color w:val="215E99" w:themeColor="text2" w:themeTint="BF"/>
           <w:sz w:val="32"/>
           <w:szCs w:val="32"/>
@@ -524,6 +525,7 @@
           <w:rFonts w:ascii="Times New Roman" w:hAnsi="Times New Roman" w:cs="Times New Roman"/>
           <w:b/>
           <w:bCs/>
+          <w:noProof/>
           <w:color w:val="215E99" w:themeColor="text2" w:themeTint="BF"/>
           <w:sz w:val="32"/>
           <w:szCs w:val="32"/>
@@ -847,6 +849,7 @@
           <w:rFonts w:ascii="Times New Roman" w:hAnsi="Times New Roman" w:cs="Times New Roman"/>
           <w:b/>
           <w:bCs/>
+          <w:noProof/>
           <w:sz w:val="32"/>
           <w:szCs w:val="32"/>
         </w:rPr>
@@ -1041,6 +1044,17 @@
           <w:szCs w:val="32"/>
         </w:rPr>
       </w:pPr>
+      <w:r>
+        <w:rPr>
+          <w:rFonts w:ascii="Times New Roman" w:hAnsi="Times New Roman" w:cs="Times New Roman"/>
+          <w:b/>
+          <w:bCs/>
+          <w:sz w:val="32"/>
+          <w:szCs w:val="32"/>
+        </w:rPr>
+        <w:lastRenderedPageBreak/>
+        <w:t xml:space="preserve">Example </w:t>
+      </w:r>
     </w:p>
     <w:p>
       <w:pPr>
@@ -1055,91 +1069,10 @@
           <w:szCs w:val="32"/>
         </w:rPr>
       </w:pPr>
-    </w:p>
-    <w:p>
-      <w:pPr>
-        <w:tabs>
-          <w:tab w:val="left" w:pos="3380"/>
-        </w:tabs>
-        <w:rPr>
-          <w:rFonts w:ascii="Times New Roman" w:hAnsi="Times New Roman" w:cs="Times New Roman"/>
-          <w:b/>
-          <w:bCs/>
-          <w:sz w:val="32"/>
-          <w:szCs w:val="32"/>
-        </w:rPr>
-      </w:pPr>
-    </w:p>
-    <w:p>
-      <w:pPr>
-        <w:tabs>
-          <w:tab w:val="left" w:pos="3380"/>
-        </w:tabs>
-        <w:rPr>
-          <w:rFonts w:ascii="Times New Roman" w:hAnsi="Times New Roman" w:cs="Times New Roman"/>
-          <w:b/>
-          <w:bCs/>
-          <w:sz w:val="32"/>
-          <w:szCs w:val="32"/>
-        </w:rPr>
-      </w:pPr>
-    </w:p>
-    <w:p>
-      <w:pPr>
-        <w:tabs>
-          <w:tab w:val="left" w:pos="3380"/>
-        </w:tabs>
-        <w:rPr>
-          <w:rFonts w:ascii="Times New Roman" w:hAnsi="Times New Roman" w:cs="Times New Roman"/>
-          <w:b/>
-          <w:bCs/>
-          <w:sz w:val="32"/>
-          <w:szCs w:val="32"/>
-        </w:rPr>
-      </w:pPr>
-    </w:p>
-    <w:p>
-      <w:pPr>
-        <w:tabs>
-          <w:tab w:val="left" w:pos="3380"/>
-        </w:tabs>
-        <w:rPr>
-          <w:rFonts w:ascii="Times New Roman" w:hAnsi="Times New Roman" w:cs="Times New Roman"/>
-          <w:b/>
-          <w:bCs/>
-          <w:sz w:val="32"/>
-          <w:szCs w:val="32"/>
-        </w:rPr>
-      </w:pPr>
-      <w:r>
-        <w:rPr>
-          <w:rFonts w:ascii="Times New Roman" w:hAnsi="Times New Roman" w:cs="Times New Roman"/>
-          <w:b/>
-          <w:bCs/>
-          <w:sz w:val="32"/>
-          <w:szCs w:val="32"/>
-        </w:rPr>
-        <w:t xml:space="preserve">Example </w:t>
-      </w:r>
-    </w:p>
-    <w:p>
-      <w:pPr>
-        <w:tabs>
-          <w:tab w:val="left" w:pos="3380"/>
-        </w:tabs>
-        <w:rPr>
-          <w:rFonts w:ascii="Times New Roman" w:hAnsi="Times New Roman" w:cs="Times New Roman"/>
-          <w:b/>
-          <w:bCs/>
-          <w:sz w:val="32"/>
-          <w:szCs w:val="32"/>
-        </w:rPr>
-      </w:pPr>
       <w:r>
         <w:rPr>
           <w:noProof/>
         </w:rPr>
-        <w:lastRenderedPageBreak/>
         <w:drawing>
           <wp:inline distT="0" distB="0" distL="0" distR="0" wp14:anchorId="6738AB31" wp14:editId="040C6B05">
             <wp:extent cx="5022850" cy="7761552"/>
@@ -1197,7 +1130,7 @@
         </w:rPr>
         <w:lastRenderedPageBreak/>
         <w:drawing>
-          <wp:inline distT="0" distB="0" distL="0" distR="0" wp14:anchorId="6B7247BA" wp14:editId="0C670242">
+          <wp:inline distT="0" distB="0" distL="0" distR="0" wp14:anchorId="6B7247BA" wp14:editId="2AB4CF2A">
             <wp:extent cx="5943600" cy="3209925"/>
             <wp:effectExtent l="0" t="0" r="0" b="9525"/>
             <wp:docPr id="2080218531" name="Picture 2"/>
@@ -1309,7 +1242,7 @@
         </w:rPr>
         <w:lastRenderedPageBreak/>
         <w:drawing>
-          <wp:inline distT="0" distB="0" distL="0" distR="0" wp14:anchorId="165575CB" wp14:editId="1B7902A4">
+          <wp:inline distT="0" distB="0" distL="0" distR="0" wp14:anchorId="165575CB" wp14:editId="0771902D">
             <wp:extent cx="5384800" cy="3962085"/>
             <wp:effectExtent l="0" t="0" r="6350" b="635"/>
             <wp:docPr id="1103599433" name="Picture 5"/>
@@ -1364,7 +1297,7 @@
           <w:noProof/>
         </w:rPr>
         <w:drawing>
-          <wp:inline distT="0" distB="0" distL="0" distR="0" wp14:anchorId="4E040329" wp14:editId="7181CBEC">
+          <wp:inline distT="0" distB="0" distL="0" distR="0" wp14:anchorId="4E040329" wp14:editId="6983FC43">
             <wp:extent cx="5556250" cy="3740971"/>
             <wp:effectExtent l="0" t="0" r="6350" b="0"/>
             <wp:docPr id="1768535243" name="Picture 6"/>
@@ -2161,6 +2094,7 @@
   <w:style w:type="character" w:default="1" w:styleId="DefaultParagraphFont">
     <w:name w:val="Default Paragraph Font"/>
     <w:uiPriority w:val="1"/>
+    <w:semiHidden/>
     <w:unhideWhenUsed/>
   </w:style>
   <w:style w:type="table" w:default="1" w:styleId="TableNormal">
